--- a/testakten/robotikrecht-roboterflotte-vellbruck-muenchen/12_ce_akte_gap_liste.docx
+++ b/testakten/robotikrecht-roboterflotte-vellbruck-muenchen/12_ce_akte_gap_liste.docx
@@ -37,7 +37,7 @@
         <w:jc w:val="left"/>
       </w:pPr>
       <w:r>
-        <w:t>Dieses Aktenstück betrifft CE, technische Dokumentation, Risikobeurteilung. Es ist nicht abschließend freigegeben. Die technische Seite spricht in Versionen, Tickets und Parametern; die rechtliche Seite muss daraus Rollen, Zweckbestimmung, Pflichtenkreis und Beweisrisiko bilden.</w:t>
+        <w:t>Diese Gap-Liste hält je Produkt fest, welche Unterlagen der CE-Produktakte vorhanden, veraltet oder offen sind. Sie steuert die Nacharbeit bis zur Behördenfrist am 19.06.2026.</w:t>
       </w:r>
     </w:p>
     <w:p>
@@ -56,13 +56,7 @@
         <w:pStyle w:val="ListBullet"/>
       </w:pPr>
       <w:r>
-        <w:rPr>
-          <w:b/>
-        </w:rPr>
-        <w:t>CE:</w:t>
-      </w:r>
-      <w:r>
-        <w:t xml:space="preserve"> Die Akte enthält hierzu widersprüchliche Hinweise. Für die rechtliche Bewertung muss geklärt werden, ob die Aussage aus Vertrag, Anleitung, Produktakte, Marketing, Logdaten oder nachträglicher Krisenkommunikation stammt.</w:t>
+        <w:t>CE: Formal tragen beide Maschinenprodukte die CE-Kennzeichnung; die zugrunde liegenden Akten sind aber nicht auf dem ausgelieferten Softwarestand.</w:t>
       </w:r>
     </w:p>
     <w:p>
@@ -70,13 +64,7 @@
         <w:pStyle w:val="ListBullet"/>
       </w:pPr>
       <w:r>
-        <w:rPr>
-          <w:b/>
-        </w:rPr>
-        <w:t>technische Dokumentation:</w:t>
-      </w:r>
-      <w:r>
-        <w:t xml:space="preserve"> Die Akte enthält hierzu widersprüchliche Hinweise. Für die rechtliche Bewertung muss geklärt werden, ob die Aussage aus Vertrag, Anleitung, Produktakte, Marketing, Logdaten oder nachträglicher Krisenkommunikation stammt.</w:t>
+        <w:t>technische Dokumentation: Konstruktionsunterlagen, Softwarestände und Prüfberichte liegen in drei Systemen ohne führende Version.</w:t>
       </w:r>
     </w:p>
     <w:p>
@@ -84,13 +72,7 @@
         <w:pStyle w:val="ListBullet"/>
       </w:pPr>
       <w:r>
-        <w:rPr>
-          <w:b/>
-        </w:rPr>
-        <w:t>Risikobeurteilung:</w:t>
-      </w:r>
-      <w:r>
-        <w:t xml:space="preserve"> Die Akte enthält hierzu widersprüchliche Hinweise. Für die rechtliche Bewertung muss geklärt werden, ob die Aussage aus Vertrag, Anleitung, Produktakte, Marketing, Logdaten oder nachträglicher Krisenkommunikation stammt.</w:t>
+        <w:t>Risikobeurteilung: Die Beurteilung der Werkbank C7 erfasst weder Patch 2.7.1 noch die vorhersehbare Fehlanwendung über das Admin-Menü.</w:t>
       </w:r>
     </w:p>
     <w:p>
@@ -98,13 +80,7 @@
         <w:pStyle w:val="ListBullet"/>
       </w:pPr>
       <w:r>
-        <w:rPr>
-          <w:b/>
-        </w:rPr>
-        <w:t>Anleitung:</w:t>
-      </w:r>
-      <w:r>
-        <w:t xml:space="preserve"> Die Akte enthält hierzu widersprüchliche Hinweise. Für die rechtliche Bewertung muss geklärt werden, ob die Aussage aus Vertrag, Anleitung, Produktakte, Marketing, Logdaten oder nachträglicher Krisenkommunikation stammt.</w:t>
+        <w:t>Anleitung: Sicherheitskapitel liegen teilweise nur auf Englisch vor; die deutsche Fassung ist bei der Marktüberwachungsantwort als Nachlieferung angekündigt.</w:t>
       </w:r>
     </w:p>
     <w:p>
@@ -123,7 +99,7 @@
         <w:jc w:val="left"/>
       </w:pPr>
       <w:r>
-        <w:t>Die Unterlage ist bewusst nicht glatt: Vertrieb, Technik, Datenschutz, Qualitätssicherung und Geschäftsführung verwenden nicht immer dieselben Produktnamen. Gerade daraus entsteht das juristische Problem, weil Zweckbestimmung, tatsächliche Nutzung, Werbeaussage und Updatepraxis auseinanderlaufen.</w:t>
+        <w:t>Nach der Unterlagenmatrix ist die EU-Konformitätserklärung LumaMove nur Entwurf 0.8 (Unterzeichner und Normenliste offen), die Risikobeurteilung Werkbank C7 datiert vom 11.03.2026 ohne Patch 2.7.1, der Wartungsnachweis des Betreibers fehlt vollständig.</w:t>
       </w:r>
     </w:p>
     <w:p>
@@ -131,23 +107,7 @@
         <w:jc w:val="left"/>
       </w:pPr>
       <w:r>
-        <w:t>Für die rechtliche Bewertung müssen die technischen Annahmen jeweils mit der Produktakte abgeglichen werden. Eine Risikobeurteilung, die nur den Laborzustand beschreibt, trägt den Pilotbetrieb im Lager oder im Pflegezimmer nicht automatisch.</w:t>
-      </w:r>
-    </w:p>
-    <w:p>
-      <w:pPr>
-        <w:jc w:val="left"/>
-      </w:pPr>
-      <w:r>
-        <w:t>Die Akte enthält mehrere Spuren, die sich gegenseitig widersprechen: Der Betreiber spricht von einem autonomen Flottensystem, die CE-Unterlage von einem assistierten Transportmittel, die Marketingfolien von lernender Umgebungserkennung und die Bedienungsanleitung von festen Sicherheitszonen.</w:t>
-      </w:r>
-    </w:p>
-    <w:p>
-      <w:pPr>
-        <w:jc w:val="left"/>
-      </w:pPr>
-      <w:r>
-        <w:t>Die Kanzlei soll keine finale technische Konformität bescheinigen, sondern entscheiden, welche Unterlagen fehlen, welche Sofortmaßnahmen nötig sind und welche Aussagen gegenüber Behörde, Kunden, Versicherer und Betroffenen vertretbar sind.</w:t>
+        <w:t>Die DSFA AtlasCare und die SBOM VellNet Control sind nur teilweise vorhanden; beide sind in eigenen Aktenstücken (07, 24) adressiert.</w:t>
       </w:r>
     </w:p>
     <w:p>
@@ -166,10 +126,7 @@
         <w:pStyle w:val="Heading3"/>
       </w:pPr>
       <w:r>
-        <w:rPr>
-          <w:rFonts w:ascii="Times New Roman" w:hAnsi="Times New Roman"/>
-        </w:rPr>
-        <w:t>Punkt 1</w:t>
+        <w:t>CE</w:t>
       </w:r>
     </w:p>
     <w:p>
@@ -177,7 +134,15 @@
         <w:jc w:val="left"/>
       </w:pPr>
       <w:r>
-        <w:t>Im Gespräch mit Leonie Rottkamp, Bertram Kiendl und Jasper Rodenwald wurde deutlich, dass die Produktlinie nicht mit einer einzigen rechtlichen Schublade erfasst werden kann. Die Vellbruck Robotics GmbH liefert Hardware, Steuerungssoftware, Cloudfunktionen, Wartung und gelegentlich eine kundenspezifische Parametrisierung. Beim Betreiber Münchner Feinlogistik GmbH wurden Schutzfelder verändert, ohne dass klar ist, ob dies vom Admin-Panel gedeckt oder nur technisch möglich war. Der Pflegepilot im St.-Ludgerus-Klinikum München-Sendling verschärft die Lage, weil dort Sensorik, vulnerable Personen und medizinische Nähe zusammentreffen.</w:t>
+        <w:t>Je Produkt wird ein Soll-Ist-Abgleich mit Datum und Verantwortlichem geführt; kein Dokument wird rückdatiert, Lücken werden als Lücken ausgewiesen.</w:t>
+      </w:r>
+    </w:p>
+    <w:p>
+      <w:pPr>
+        <w:pStyle w:val="Heading3"/>
+      </w:pPr>
+      <w:r>
+        <w:t>technische Dokumentation</w:t>
       </w:r>
     </w:p>
     <w:p>
@@ -185,7 +150,7 @@
         <w:jc w:val="left"/>
       </w:pPr>
       <w:r>
-        <w:t>Für die anwaltliche Bearbeitung sollte zu diesem Punkt eine Belegspur angelegt werden: Dokument, Version, Datum, Verfasser, technische Quelle, rechtliche Relevanz und offene Rückfrage. Besonders gefährlich sind Formulierungen wie „selbstlernend“, „voll autonom“, „MDR-ready“, „sicher ohne Schutzzaun“ oder „keine personenbezogenen Daten“, wenn die technische Dokumentation das nicht trägt.</w:t>
+        <w:t>Die Entwicklungsablage wird zur führenden Quelle bestimmt; der am 12.06.2026 eingefrorene Stand bildet die Behördenfassung.</w:t>
       </w:r>
     </w:p>
     <w:p>
@@ -193,10 +158,7 @@
         <w:pStyle w:val="Heading3"/>
       </w:pPr>
       <w:r>
-        <w:rPr>
-          <w:rFonts w:ascii="Times New Roman" w:hAnsi="Times New Roman"/>
-        </w:rPr>
-        <w:t>Punkt 2</w:t>
+        <w:t>Risikobeurteilung</w:t>
       </w:r>
     </w:p>
     <w:p>
@@ -204,7 +166,15 @@
         <w:jc w:val="left"/>
       </w:pPr>
       <w:r>
-        <w:t>Im Gespräch mit Leonie Rottkamp, Bertram Kiendl und Jasper Rodenwald wurde deutlich, dass die Produktlinie nicht mit einer einzigen rechtlichen Schublade erfasst werden kann. Die Vellbruck Robotics GmbH liefert Hardware, Steuerungssoftware, Cloudfunktionen, Wartung und gelegentlich eine kundenspezifische Parametrisierung. Beim Betreiber Münchner Feinlogistik GmbH wurden Schutzfelder verändert, ohne dass klar ist, ob dies vom Admin-Panel gedeckt oder nur technisch möglich war. Der Pflegepilot im St.-Ludgerus-Klinikum München-Sendling verschärft die Lage, weil dort Sensorik, vulnerable Personen und medizinische Nähe zusammentreffen.</w:t>
+        <w:t>Beide Punkte werden als Änderungsvermerk mit eigener Bewertung nachgetragen; die Methodik bleibt unverändert, damit die Historie nachvollziehbar ist.</w:t>
+      </w:r>
+    </w:p>
+    <w:p>
+      <w:pPr>
+        <w:pStyle w:val="Heading3"/>
+      </w:pPr>
+      <w:r>
+        <w:t>Anleitung</w:t>
       </w:r>
     </w:p>
     <w:p>
@@ -212,142 +182,7 @@
         <w:jc w:val="left"/>
       </w:pPr>
       <w:r>
-        <w:t>Für die anwaltliche Bearbeitung sollte zu diesem Punkt eine Belegspur angelegt werden: Dokument, Version, Datum, Verfasser, technische Quelle, rechtliche Relevanz und offene Rückfrage. Besonders gefährlich sind Formulierungen wie „selbstlernend“, „voll autonom“, „MDR-ready“, „sicher ohne Schutzzaun“ oder „keine personenbezogenen Daten“, wenn die technische Dokumentation das nicht trägt.</w:t>
-      </w:r>
-    </w:p>
-    <w:p>
-      <w:pPr>
-        <w:pStyle w:val="Heading3"/>
-      </w:pPr>
-      <w:r>
-        <w:rPr>
-          <w:rFonts w:ascii="Times New Roman" w:hAnsi="Times New Roman"/>
-        </w:rPr>
-        <w:t>Punkt 3</w:t>
-      </w:r>
-    </w:p>
-    <w:p>
-      <w:pPr>
-        <w:jc w:val="left"/>
-      </w:pPr>
-      <w:r>
-        <w:t>Im Gespräch mit Leonie Rottkamp, Bertram Kiendl und Jasper Rodenwald wurde deutlich, dass die Produktlinie nicht mit einer einzigen rechtlichen Schublade erfasst werden kann. Die Vellbruck Robotics GmbH liefert Hardware, Steuerungssoftware, Cloudfunktionen, Wartung und gelegentlich eine kundenspezifische Parametrisierung. Beim Betreiber Münchner Feinlogistik GmbH wurden Schutzfelder verändert, ohne dass klar ist, ob dies vom Admin-Panel gedeckt oder nur technisch möglich war. Der Pflegepilot im St.-Ludgerus-Klinikum München-Sendling verschärft die Lage, weil dort Sensorik, vulnerable Personen und medizinische Nähe zusammentreffen.</w:t>
-      </w:r>
-    </w:p>
-    <w:p>
-      <w:pPr>
-        <w:jc w:val="left"/>
-      </w:pPr>
-      <w:r>
-        <w:t>Für die anwaltliche Bearbeitung sollte zu diesem Punkt eine Belegspur angelegt werden: Dokument, Version, Datum, Verfasser, technische Quelle, rechtliche Relevanz und offene Rückfrage. Besonders gefährlich sind Formulierungen wie „selbstlernend“, „voll autonom“, „MDR-ready“, „sicher ohne Schutzzaun“ oder „keine personenbezogenen Daten“, wenn die technische Dokumentation das nicht trägt.</w:t>
-      </w:r>
-    </w:p>
-    <w:p>
-      <w:pPr>
-        <w:pStyle w:val="Heading3"/>
-      </w:pPr>
-      <w:r>
-        <w:rPr>
-          <w:rFonts w:ascii="Times New Roman" w:hAnsi="Times New Roman"/>
-        </w:rPr>
-        <w:t>Punkt 4</w:t>
-      </w:r>
-    </w:p>
-    <w:p>
-      <w:pPr>
-        <w:jc w:val="left"/>
-      </w:pPr>
-      <w:r>
-        <w:t>Im Gespräch mit Leonie Rottkamp, Bertram Kiendl und Jasper Rodenwald wurde deutlich, dass die Produktlinie nicht mit einer einzigen rechtlichen Schublade erfasst werden kann. Die Vellbruck Robotics GmbH liefert Hardware, Steuerungssoftware, Cloudfunktionen, Wartung und gelegentlich eine kundenspezifische Parametrisierung. Beim Betreiber Münchner Feinlogistik GmbH wurden Schutzfelder verändert, ohne dass klar ist, ob dies vom Admin-Panel gedeckt oder nur technisch möglich war. Der Pflegepilot im St.-Ludgerus-Klinikum München-Sendling verschärft die Lage, weil dort Sensorik, vulnerable Personen und medizinische Nähe zusammentreffen.</w:t>
-      </w:r>
-    </w:p>
-    <w:p>
-      <w:pPr>
-        <w:jc w:val="left"/>
-      </w:pPr>
-      <w:r>
-        <w:t>Für die anwaltliche Bearbeitung sollte zu diesem Punkt eine Belegspur angelegt werden: Dokument, Version, Datum, Verfasser, technische Quelle, rechtliche Relevanz und offene Rückfrage. Besonders gefährlich sind Formulierungen wie „selbstlernend“, „voll autonom“, „MDR-ready“, „sicher ohne Schutzzaun“ oder „keine personenbezogenen Daten“, wenn die technische Dokumentation das nicht trägt.</w:t>
-      </w:r>
-    </w:p>
-    <w:p>
-      <w:pPr>
-        <w:pStyle w:val="Heading3"/>
-      </w:pPr>
-      <w:r>
-        <w:rPr>
-          <w:rFonts w:ascii="Times New Roman" w:hAnsi="Times New Roman"/>
-        </w:rPr>
-        <w:t>Punkt 5</w:t>
-      </w:r>
-    </w:p>
-    <w:p>
-      <w:pPr>
-        <w:jc w:val="left"/>
-      </w:pPr>
-      <w:r>
-        <w:t>Im Gespräch mit Leonie Rottkamp, Bertram Kiendl und Jasper Rodenwald wurde deutlich, dass die Produktlinie nicht mit einer einzigen rechtlichen Schublade erfasst werden kann. Die Vellbruck Robotics GmbH liefert Hardware, Steuerungssoftware, Cloudfunktionen, Wartung und gelegentlich eine kundenspezifische Parametrisierung. Beim Betreiber Münchner Feinlogistik GmbH wurden Schutzfelder verändert, ohne dass klar ist, ob dies vom Admin-Panel gedeckt oder nur technisch möglich war. Der Pflegepilot im St.-Ludgerus-Klinikum München-Sendling verschärft die Lage, weil dort Sensorik, vulnerable Personen und medizinische Nähe zusammentreffen.</w:t>
-      </w:r>
-    </w:p>
-    <w:p>
-      <w:pPr>
-        <w:jc w:val="left"/>
-      </w:pPr>
-      <w:r>
-        <w:t>Für die anwaltliche Bearbeitung sollte zu diesem Punkt eine Belegspur angelegt werden: Dokument, Version, Datum, Verfasser, technische Quelle, rechtliche Relevanz und offene Rückfrage. Besonders gefährlich sind Formulierungen wie „selbstlernend“, „voll autonom“, „MDR-ready“, „sicher ohne Schutzzaun“ oder „keine personenbezogenen Daten“, wenn die technische Dokumentation das nicht trägt.</w:t>
-      </w:r>
-    </w:p>
-    <w:p>
-      <w:pPr>
-        <w:pStyle w:val="Heading3"/>
-      </w:pPr>
-      <w:r>
-        <w:rPr>
-          <w:rFonts w:ascii="Times New Roman" w:hAnsi="Times New Roman"/>
-        </w:rPr>
-        <w:t>Punkt 6</w:t>
-      </w:r>
-    </w:p>
-    <w:p>
-      <w:pPr>
-        <w:jc w:val="left"/>
-      </w:pPr>
-      <w:r>
-        <w:t>Im Gespräch mit Leonie Rottkamp, Bertram Kiendl und Jasper Rodenwald wurde deutlich, dass die Produktlinie nicht mit einer einzigen rechtlichen Schublade erfasst werden kann. Die Vellbruck Robotics GmbH liefert Hardware, Steuerungssoftware, Cloudfunktionen, Wartung und gelegentlich eine kundenspezifische Parametrisierung. Beim Betreiber Münchner Feinlogistik GmbH wurden Schutzfelder verändert, ohne dass klar ist, ob dies vom Admin-Panel gedeckt oder nur technisch möglich war. Der Pflegepilot im St.-Ludgerus-Klinikum München-Sendling verschärft die Lage, weil dort Sensorik, vulnerable Personen und medizinische Nähe zusammentreffen.</w:t>
-      </w:r>
-    </w:p>
-    <w:p>
-      <w:pPr>
-        <w:jc w:val="left"/>
-      </w:pPr>
-      <w:r>
-        <w:t>Für die anwaltliche Bearbeitung sollte zu diesem Punkt eine Belegspur angelegt werden: Dokument, Version, Datum, Verfasser, technische Quelle, rechtliche Relevanz und offene Rückfrage. Besonders gefährlich sind Formulierungen wie „selbstlernend“, „voll autonom“, „MDR-ready“, „sicher ohne Schutzzaun“ oder „keine personenbezogenen Daten“, wenn die technische Dokumentation das nicht trägt.</w:t>
-      </w:r>
-    </w:p>
-    <w:p>
-      <w:pPr>
-        <w:pStyle w:val="Heading3"/>
-      </w:pPr>
-      <w:r>
-        <w:rPr>
-          <w:rFonts w:ascii="Times New Roman" w:hAnsi="Times New Roman"/>
-        </w:rPr>
-        <w:t>Punkt 7</w:t>
-      </w:r>
-    </w:p>
-    <w:p>
-      <w:pPr>
-        <w:jc w:val="left"/>
-      </w:pPr>
-      <w:r>
-        <w:t>Im Gespräch mit Leonie Rottkamp, Bertram Kiendl und Jasper Rodenwald wurde deutlich, dass die Produktlinie nicht mit einer einzigen rechtlichen Schublade erfasst werden kann. Die Vellbruck Robotics GmbH liefert Hardware, Steuerungssoftware, Cloudfunktionen, Wartung und gelegentlich eine kundenspezifische Parametrisierung. Beim Betreiber Münchner Feinlogistik GmbH wurden Schutzfelder verändert, ohne dass klar ist, ob dies vom Admin-Panel gedeckt oder nur technisch möglich war. Der Pflegepilot im St.-Ludgerus-Klinikum München-Sendling verschärft die Lage, weil dort Sensorik, vulnerable Personen und medizinische Nähe zusammentreffen.</w:t>
-      </w:r>
-    </w:p>
-    <w:p>
-      <w:pPr>
-        <w:jc w:val="left"/>
-      </w:pPr>
-      <w:r>
-        <w:t>Für die anwaltliche Bearbeitung sollte zu diesem Punkt eine Belegspur angelegt werden: Dokument, Version, Datum, Verfasser, technische Quelle, rechtliche Relevanz und offene Rückfrage. Besonders gefährlich sind Formulierungen wie „selbstlernend“, „voll autonom“, „MDR-ready“, „sicher ohne Schutzzaun“ oder „keine personenbezogenen Daten“, wenn die technische Dokumentation das nicht trägt.</w:t>
+        <w:t>Übersetzung und fachliche Prüfung laufen parallel; Auslieferung neuer Einheiten erfolgt erst mit vollständiger deutscher Anleitung.</w:t>
       </w:r>
     </w:p>
     <w:p>
@@ -366,7 +201,7 @@
         <w:pStyle w:val="ListBullet"/>
       </w:pPr>
       <w:r>
-        <w:t>Welche Firmware war am Unfalltag tatsächlich aktiv?</w:t>
+        <w:t>Welche Normenliste gilt für die finale Konformitätserklärung LumaMove?</w:t>
       </w:r>
     </w:p>
     <w:p>
@@ -374,7 +209,7 @@
         <w:pStyle w:val="ListBullet"/>
       </w:pPr>
       <w:r>
-        <w:t>Welche Zweckbestimmung steht in der final ausgelieferten Anleitung?</w:t>
+        <w:t>Bis wann liegt der Änderungsvermerk zur Risikobeurteilung vor?</w:t>
       </w:r>
     </w:p>
     <w:p>
@@ -382,23 +217,7 @@
         <w:pStyle w:val="ListBullet"/>
       </w:pPr>
       <w:r>
-        <w:t>Welche Schutzfeldänderungen waren technisch möglich und vertraglich erlaubt?</w:t>
-      </w:r>
-    </w:p>
-    <w:p>
-      <w:pPr>
-        <w:pStyle w:val="ListBullet"/>
-      </w:pPr>
-      <w:r>
-        <w:t>Welche personenbezogenen Daten werden lokal, in der Cloud und in Supporttickets verarbeitet?</w:t>
-      </w:r>
-    </w:p>
-    <w:p>
-      <w:pPr>
-        <w:pStyle w:val="ListBullet"/>
-      </w:pPr>
-      <w:r>
-        <w:t>Welche Aussagen wurden gegenüber Kunden, Behörde und Versicherer bereits gemacht?</w:t>
+        <w:t>Wer zeichnet die Behördenfassung der Produktakte frei?</w:t>
       </w:r>
     </w:p>
     <w:sectPr>
